--- a/kurs_backend/documents/Политика конфиденциальности.docx
+++ b/kurs_backend/documents/Политика конфиденциальности.docx
@@ -347,6 +347,292 @@
           <w:szCs w:val="24"/>
           <w:lang w:val="ru-RU"/>
         </w:rPr>
+        <w:t xml:space="preserve"> </w:t>
+      </w:r>
+      <w:r>
+        <w:rPr>
+          <w:rFonts w:ascii="Times New Roman" w:hAnsi="Times New Roman" w:cs="Times New Roman"/>
+          <w:color w:val="000000" w:themeColor="text1"/>
+          <w:sz w:val="24"/>
+          <w:szCs w:val="24"/>
+          <w:lang w:val="ru-RU"/>
+        </w:rPr>
+        <w:t>номер телефона</w:t>
+      </w:r>
+      <w:r>
+        <w:rPr>
+          <w:rFonts w:ascii="Times New Roman" w:hAnsi="Times New Roman" w:cs="Times New Roman"/>
+          <w:color w:val="000000" w:themeColor="text1"/>
+          <w:sz w:val="24"/>
+          <w:szCs w:val="24"/>
+          <w:lang w:val="ru-RU"/>
+        </w:rPr>
+        <w:t>;</w:t>
+      </w:r>
+    </w:p>
+    <w:p>
+      <w:pPr>
+        <w:spacing w:line="240" w:lineRule="auto"/>
+        <w:rPr>
+          <w:rFonts w:ascii="Times New Roman" w:hAnsi="Times New Roman" w:cs="Times New Roman"/>
+          <w:color w:val="000000" w:themeColor="text1"/>
+          <w:sz w:val="24"/>
+          <w:szCs w:val="24"/>
+          <w:lang w:val="ru-RU"/>
+        </w:rPr>
+      </w:pPr>
+      <w:r>
+        <w:rPr>
+          <w:rFonts w:ascii="Times New Roman" w:hAnsi="Times New Roman" w:cs="Times New Roman"/>
+          <w:color w:val="000000" w:themeColor="text1"/>
+          <w:sz w:val="24"/>
+          <w:szCs w:val="24"/>
+          <w:lang w:val="ru-RU"/>
+        </w:rPr>
+        <w:t>–</w:t>
+      </w:r>
+      <w:r>
+        <w:rPr>
+          <w:rFonts w:ascii="Times New Roman" w:hAnsi="Times New Roman" w:cs="Times New Roman"/>
+          <w:color w:val="000000" w:themeColor="text1"/>
+          <w:sz w:val="24"/>
+          <w:szCs w:val="24"/>
+          <w:lang w:val="ru-RU"/>
+        </w:rPr>
+        <w:t xml:space="preserve"> дату рождения</w:t>
+      </w:r>
+      <w:r>
+        <w:rPr>
+          <w:rFonts w:ascii="Times New Roman" w:hAnsi="Times New Roman" w:cs="Times New Roman"/>
+          <w:color w:val="000000" w:themeColor="text1"/>
+          <w:sz w:val="24"/>
+          <w:szCs w:val="24"/>
+          <w:lang w:val="ru-RU"/>
+        </w:rPr>
+        <w:t>;</w:t>
+      </w:r>
+    </w:p>
+    <w:p>
+      <w:pPr>
+        <w:spacing w:line="240" w:lineRule="auto"/>
+        <w:rPr>
+          <w:rFonts w:ascii="Times New Roman" w:hAnsi="Times New Roman" w:cs="Times New Roman"/>
+          <w:color w:val="000000" w:themeColor="text1"/>
+          <w:sz w:val="24"/>
+          <w:szCs w:val="24"/>
+          <w:lang w:val="ru-RU"/>
+        </w:rPr>
+      </w:pPr>
+      <w:r>
+        <w:rPr>
+          <w:rFonts w:ascii="Times New Roman" w:hAnsi="Times New Roman" w:cs="Times New Roman"/>
+          <w:color w:val="000000" w:themeColor="text1"/>
+          <w:sz w:val="24"/>
+          <w:szCs w:val="24"/>
+          <w:lang w:val="ru-RU"/>
+        </w:rPr>
+        <w:t>–</w:t>
+      </w:r>
+      <w:r>
+        <w:rPr>
+          <w:rFonts w:ascii="Times New Roman" w:hAnsi="Times New Roman" w:cs="Times New Roman"/>
+          <w:color w:val="000000" w:themeColor="text1"/>
+          <w:sz w:val="24"/>
+          <w:szCs w:val="24"/>
+          <w:lang w:val="ru-RU"/>
+        </w:rPr>
+        <w:t xml:space="preserve"> пол</w:t>
+      </w:r>
+      <w:r>
+        <w:rPr>
+          <w:rFonts w:ascii="Times New Roman" w:hAnsi="Times New Roman" w:cs="Times New Roman"/>
+          <w:color w:val="000000" w:themeColor="text1"/>
+          <w:sz w:val="24"/>
+          <w:szCs w:val="24"/>
+          <w:lang w:val="ru-RU"/>
+        </w:rPr>
+        <w:t>;</w:t>
+      </w:r>
+    </w:p>
+    <w:p>
+      <w:pPr>
+        <w:spacing w:line="240" w:lineRule="auto"/>
+        <w:rPr>
+          <w:rFonts w:ascii="Times New Roman" w:hAnsi="Times New Roman" w:cs="Times New Roman"/>
+          <w:color w:val="000000" w:themeColor="text1"/>
+          <w:sz w:val="24"/>
+          <w:szCs w:val="24"/>
+          <w:lang w:val="ru-RU"/>
+        </w:rPr>
+      </w:pPr>
+      <w:r>
+        <w:rPr>
+          <w:rFonts w:ascii="Times New Roman" w:hAnsi="Times New Roman" w:cs="Times New Roman"/>
+          <w:color w:val="000000" w:themeColor="text1"/>
+          <w:sz w:val="24"/>
+          <w:szCs w:val="24"/>
+          <w:lang w:val="ru-RU"/>
+        </w:rPr>
+        <w:t>–</w:t>
+      </w:r>
+      <w:r>
+        <w:rPr>
+          <w:rFonts w:ascii="Times New Roman" w:hAnsi="Times New Roman" w:cs="Times New Roman"/>
+          <w:color w:val="000000" w:themeColor="text1"/>
+          <w:sz w:val="24"/>
+          <w:szCs w:val="24"/>
+          <w:lang w:val="ru-RU"/>
+        </w:rPr>
+        <w:t xml:space="preserve"> имя и фамилия</w:t>
+      </w:r>
+      <w:r>
+        <w:rPr>
+          <w:rFonts w:ascii="Times New Roman" w:hAnsi="Times New Roman" w:cs="Times New Roman"/>
+          <w:color w:val="000000" w:themeColor="text1"/>
+          <w:sz w:val="24"/>
+          <w:szCs w:val="24"/>
+          <w:lang w:val="ru-RU"/>
+        </w:rPr>
+        <w:t>;</w:t>
+      </w:r>
+    </w:p>
+    <w:p>
+      <w:pPr>
+        <w:spacing w:line="240" w:lineRule="auto"/>
+        <w:rPr>
+          <w:rFonts w:ascii="Times New Roman" w:hAnsi="Times New Roman" w:cs="Times New Roman"/>
+          <w:color w:val="000000" w:themeColor="text1"/>
+          <w:sz w:val="24"/>
+          <w:szCs w:val="24"/>
+          <w:lang w:val="ru-RU"/>
+        </w:rPr>
+      </w:pPr>
+      <w:r>
+        <w:rPr>
+          <w:rFonts w:ascii="Times New Roman" w:hAnsi="Times New Roman" w:cs="Times New Roman"/>
+          <w:color w:val="000000" w:themeColor="text1"/>
+          <w:sz w:val="24"/>
+          <w:szCs w:val="24"/>
+          <w:lang w:val="ru-RU"/>
+        </w:rPr>
+        <w:t>–</w:t>
+      </w:r>
+      <w:r>
+        <w:rPr>
+          <w:rFonts w:ascii="Times New Roman" w:hAnsi="Times New Roman" w:cs="Times New Roman"/>
+          <w:color w:val="000000" w:themeColor="text1"/>
+          <w:sz w:val="24"/>
+          <w:szCs w:val="24"/>
+          <w:lang w:val="ru-RU"/>
+        </w:rPr>
+        <w:t xml:space="preserve"> логин в Яндекс</w:t>
+      </w:r>
+      <w:r>
+        <w:rPr>
+          <w:rFonts w:ascii="Times New Roman" w:hAnsi="Times New Roman" w:cs="Times New Roman"/>
+          <w:color w:val="000000" w:themeColor="text1"/>
+          <w:sz w:val="24"/>
+          <w:szCs w:val="24"/>
+          <w:lang w:val="ru-RU"/>
+        </w:rPr>
+        <w:t>;</w:t>
+      </w:r>
+    </w:p>
+    <w:p>
+      <w:pPr>
+        <w:spacing w:line="240" w:lineRule="auto"/>
+        <w:rPr>
+          <w:rFonts w:ascii="Times New Roman" w:hAnsi="Times New Roman" w:cs="Times New Roman"/>
+          <w:color w:val="000000" w:themeColor="text1"/>
+          <w:sz w:val="24"/>
+          <w:szCs w:val="24"/>
+          <w:lang w:val="ru-RU"/>
+        </w:rPr>
+      </w:pPr>
+      <w:bookmarkStart w:id="0" w:name="_Hlk232347265"/>
+      <w:bookmarkStart w:id="1" w:name="_GoBack"/>
+      <w:r>
+        <w:rPr>
+          <w:rFonts w:ascii="Times New Roman" w:hAnsi="Times New Roman" w:cs="Times New Roman"/>
+          <w:color w:val="000000" w:themeColor="text1"/>
+          <w:sz w:val="24"/>
+          <w:szCs w:val="24"/>
+          <w:lang w:val="ru-RU"/>
+        </w:rPr>
+        <w:t>–</w:t>
+      </w:r>
+      <w:r>
+        <w:rPr>
+          <w:rFonts w:ascii="Times New Roman" w:hAnsi="Times New Roman" w:cs="Times New Roman"/>
+          <w:color w:val="000000" w:themeColor="text1"/>
+          <w:sz w:val="24"/>
+          <w:szCs w:val="24"/>
+          <w:lang w:val="ru-RU"/>
+        </w:rPr>
+        <w:t xml:space="preserve"> </w:t>
+      </w:r>
+      <w:r>
+        <w:rPr>
+          <w:rFonts w:ascii="Times New Roman" w:hAnsi="Times New Roman" w:cs="Times New Roman"/>
+          <w:color w:val="000000" w:themeColor="text1"/>
+          <w:sz w:val="24"/>
+          <w:szCs w:val="24"/>
+          <w:lang w:val="ru-RU"/>
+        </w:rPr>
+        <w:t>портрет пользователя</w:t>
+      </w:r>
+      <w:r>
+        <w:rPr>
+          <w:rFonts w:ascii="Times New Roman" w:hAnsi="Times New Roman" w:cs="Times New Roman"/>
+          <w:color w:val="000000" w:themeColor="text1"/>
+          <w:sz w:val="24"/>
+          <w:szCs w:val="24"/>
+          <w:lang w:val="ru-RU"/>
+        </w:rPr>
+        <w:t xml:space="preserve"> в Яндекс</w:t>
+      </w:r>
+      <w:r>
+        <w:rPr>
+          <w:rFonts w:ascii="Times New Roman" w:hAnsi="Times New Roman" w:cs="Times New Roman"/>
+          <w:color w:val="000000" w:themeColor="text1"/>
+          <w:sz w:val="24"/>
+          <w:szCs w:val="24"/>
+          <w:lang w:val="ru-RU"/>
+        </w:rPr>
+        <w:t>;</w:t>
+      </w:r>
+    </w:p>
+    <w:bookmarkEnd w:id="0"/>
+    <w:bookmarkEnd w:id="1"/>
+    <w:p>
+      <w:pPr>
+        <w:spacing w:line="240" w:lineRule="auto"/>
+        <w:rPr>
+          <w:rFonts w:ascii="Times New Roman" w:hAnsi="Times New Roman" w:cs="Times New Roman"/>
+          <w:color w:val="000000" w:themeColor="text1"/>
+          <w:sz w:val="24"/>
+          <w:szCs w:val="24"/>
+          <w:lang w:val="ru-RU"/>
+        </w:rPr>
+      </w:pPr>
+      <w:r>
+        <w:rPr>
+          <w:rFonts w:ascii="Times New Roman" w:hAnsi="Times New Roman" w:cs="Times New Roman"/>
+          <w:color w:val="000000" w:themeColor="text1"/>
+          <w:sz w:val="24"/>
+          <w:szCs w:val="24"/>
+          <w:lang w:val="ru-RU"/>
+        </w:rPr>
+        <w:t>–</w:t>
+      </w:r>
+      <w:r>
+        <w:rPr>
+          <w:rFonts w:ascii="Times New Roman" w:hAnsi="Times New Roman" w:cs="Times New Roman"/>
+          <w:color w:val="000000" w:themeColor="text1"/>
+          <w:sz w:val="24"/>
+          <w:szCs w:val="24"/>
+          <w:lang w:val="ru-RU"/>
+        </w:rPr>
         <w:t xml:space="preserve"> предоставленные пользователем ссылки на мессенджеры</w:t>
       </w:r>
     </w:p>
@@ -811,30 +1097,569 @@
           <w:szCs w:val="24"/>
           <w:lang w:val="ru-RU"/>
         </w:rPr>
+        <w:t>5. Порядок обработки и хранения данных</w:t>
+      </w:r>
+    </w:p>
+    <w:p>
+      <w:pPr>
+        <w:spacing w:line="240" w:lineRule="auto"/>
+        <w:rPr>
+          <w:rFonts w:ascii="Times New Roman" w:hAnsi="Times New Roman" w:cs="Times New Roman"/>
+          <w:color w:val="000000" w:themeColor="text1"/>
+          <w:sz w:val="24"/>
+          <w:szCs w:val="24"/>
+          <w:lang w:val="ru-RU"/>
+        </w:rPr>
+      </w:pPr>
+      <w:r>
+        <w:rPr>
+          <w:rFonts w:ascii="Times New Roman" w:hAnsi="Times New Roman" w:cs="Times New Roman"/>
+          <w:color w:val="000000" w:themeColor="text1"/>
+          <w:sz w:val="24"/>
+          <w:szCs w:val="24"/>
+          <w:lang w:val="ru-RU"/>
+        </w:rPr>
+        <w:t>Обработка персональных данных осуществляется с использованием автоматизированных средств</w:t>
+      </w:r>
+      <w:r>
+        <w:rPr>
+          <w:rFonts w:ascii="Times New Roman" w:hAnsi="Times New Roman" w:cs="Times New Roman"/>
+          <w:color w:val="000000" w:themeColor="text1"/>
+          <w:sz w:val="24"/>
+          <w:szCs w:val="24"/>
+          <w:lang w:val="ru-RU"/>
+        </w:rPr>
+        <w:t xml:space="preserve"> </w:t>
+      </w:r>
+      <w:r>
+        <w:rPr>
+          <w:rFonts w:ascii="Times New Roman" w:hAnsi="Times New Roman" w:cs="Times New Roman"/>
+          <w:color w:val="000000" w:themeColor="text1"/>
+          <w:sz w:val="24"/>
+          <w:szCs w:val="24"/>
+          <w:lang w:val="ru-RU"/>
+        </w:rPr>
+        <w:t>и без них.</w:t>
+      </w:r>
+    </w:p>
+    <w:p>
+      <w:pPr>
+        <w:spacing w:line="240" w:lineRule="auto"/>
+        <w:rPr>
+          <w:rFonts w:ascii="Times New Roman" w:hAnsi="Times New Roman" w:cs="Times New Roman"/>
+          <w:color w:val="000000" w:themeColor="text1"/>
+          <w:sz w:val="24"/>
+          <w:szCs w:val="24"/>
+          <w:lang w:val="ru-RU"/>
+        </w:rPr>
+      </w:pPr>
+      <w:r>
+        <w:rPr>
+          <w:rFonts w:ascii="Times New Roman" w:hAnsi="Times New Roman" w:cs="Times New Roman"/>
+          <w:color w:val="000000" w:themeColor="text1"/>
+          <w:sz w:val="24"/>
+          <w:szCs w:val="24"/>
+          <w:lang w:val="ru-RU"/>
+        </w:rPr>
+        <w:t>6. Передача персональных данных третьим лицам</w:t>
+      </w:r>
+    </w:p>
+    <w:p>
+      <w:pPr>
+        <w:spacing w:line="240" w:lineRule="auto"/>
+        <w:rPr>
+          <w:rFonts w:ascii="Times New Roman" w:hAnsi="Times New Roman" w:cs="Times New Roman"/>
+          <w:color w:val="000000" w:themeColor="text1"/>
+          <w:sz w:val="24"/>
+          <w:szCs w:val="24"/>
+          <w:lang w:val="ru-RU"/>
+        </w:rPr>
+      </w:pPr>
+      <w:r>
+        <w:rPr>
+          <w:rFonts w:ascii="Times New Roman" w:hAnsi="Times New Roman" w:cs="Times New Roman"/>
+          <w:color w:val="000000" w:themeColor="text1"/>
+          <w:sz w:val="24"/>
+          <w:szCs w:val="24"/>
+          <w:lang w:val="ru-RU"/>
+        </w:rPr>
+        <w:t>Оператор не передаёт персональные данные третьим лицам,</w:t>
+      </w:r>
+    </w:p>
+    <w:p>
+      <w:pPr>
+        <w:spacing w:line="240" w:lineRule="auto"/>
+        <w:rPr>
+          <w:rFonts w:ascii="Times New Roman" w:hAnsi="Times New Roman" w:cs="Times New Roman"/>
+          <w:color w:val="000000" w:themeColor="text1"/>
+          <w:sz w:val="24"/>
+          <w:szCs w:val="24"/>
+          <w:lang w:val="ru-RU"/>
+        </w:rPr>
+      </w:pPr>
+      <w:r>
+        <w:rPr>
+          <w:rFonts w:ascii="Times New Roman" w:hAnsi="Times New Roman" w:cs="Times New Roman"/>
+          <w:color w:val="000000" w:themeColor="text1"/>
+          <w:sz w:val="24"/>
+          <w:szCs w:val="24"/>
+          <w:lang w:val="ru-RU"/>
+        </w:rPr>
+        <w:t>за исключением случаев:</w:t>
+      </w:r>
+    </w:p>
+    <w:p>
+      <w:pPr>
+        <w:spacing w:line="240" w:lineRule="auto"/>
+        <w:rPr>
+          <w:rFonts w:ascii="Times New Roman" w:hAnsi="Times New Roman" w:cs="Times New Roman"/>
+          <w:color w:val="000000" w:themeColor="text1"/>
+          <w:sz w:val="24"/>
+          <w:szCs w:val="24"/>
+          <w:lang w:val="ru-RU"/>
+        </w:rPr>
+      </w:pPr>
+      <w:r>
+        <w:rPr>
+          <w:rFonts w:ascii="Times New Roman" w:hAnsi="Times New Roman" w:cs="Times New Roman"/>
+          <w:color w:val="000000" w:themeColor="text1"/>
+          <w:sz w:val="24"/>
+          <w:szCs w:val="24"/>
+          <w:lang w:val="ru-RU"/>
+        </w:rPr>
+        <w:t>– передачи платёжным системам для осуществления оплаты;</w:t>
+      </w:r>
+    </w:p>
+    <w:p>
+      <w:pPr>
+        <w:spacing w:line="240" w:lineRule="auto"/>
+        <w:rPr>
+          <w:rFonts w:ascii="Times New Roman" w:hAnsi="Times New Roman" w:cs="Times New Roman"/>
+          <w:color w:val="000000" w:themeColor="text1"/>
+          <w:sz w:val="24"/>
+          <w:szCs w:val="24"/>
+          <w:lang w:val="ru-RU"/>
+        </w:rPr>
+      </w:pPr>
+      <w:r>
+        <w:rPr>
+          <w:rFonts w:ascii="Times New Roman" w:hAnsi="Times New Roman" w:cs="Times New Roman"/>
+          <w:color w:val="000000" w:themeColor="text1"/>
+          <w:sz w:val="24"/>
+          <w:szCs w:val="24"/>
+          <w:lang w:val="ru-RU"/>
+        </w:rPr>
+        <w:t>– требований законодательства РФ.</w:t>
+      </w:r>
+    </w:p>
+    <w:p>
+      <w:pPr>
+        <w:spacing w:line="240" w:lineRule="auto"/>
+        <w:rPr>
+          <w:rFonts w:ascii="Times New Roman" w:hAnsi="Times New Roman" w:cs="Times New Roman"/>
+          <w:color w:val="000000" w:themeColor="text1"/>
+          <w:sz w:val="24"/>
+          <w:szCs w:val="24"/>
+          <w:lang w:val="ru-RU"/>
+        </w:rPr>
+      </w:pPr>
+      <w:r>
+        <w:rPr>
+          <w:rFonts w:ascii="Times New Roman" w:hAnsi="Times New Roman" w:cs="Times New Roman"/>
+          <w:color w:val="000000" w:themeColor="text1"/>
+          <w:sz w:val="24"/>
+          <w:szCs w:val="24"/>
+          <w:lang w:val="ru-RU"/>
+        </w:rPr>
+        <w:t>7. Защита персональных данных</w:t>
+      </w:r>
+    </w:p>
+    <w:p>
+      <w:pPr>
+        <w:spacing w:line="240" w:lineRule="auto"/>
+        <w:rPr>
+          <w:rFonts w:ascii="Times New Roman" w:hAnsi="Times New Roman" w:cs="Times New Roman"/>
+          <w:color w:val="000000" w:themeColor="text1"/>
+          <w:sz w:val="24"/>
+          <w:szCs w:val="24"/>
+          <w:lang w:val="ru-RU"/>
+        </w:rPr>
+      </w:pPr>
+      <w:r>
+        <w:rPr>
+          <w:rFonts w:ascii="Times New Roman" w:hAnsi="Times New Roman" w:cs="Times New Roman"/>
+          <w:color w:val="000000" w:themeColor="text1"/>
+          <w:sz w:val="24"/>
+          <w:szCs w:val="24"/>
+          <w:lang w:val="ru-RU"/>
+        </w:rPr>
+        <w:t>Оператор принимает необходимые организационные и технические меры</w:t>
+      </w:r>
+      <w:r>
+        <w:rPr>
+          <w:rFonts w:ascii="Times New Roman" w:hAnsi="Times New Roman" w:cs="Times New Roman"/>
+          <w:color w:val="000000" w:themeColor="text1"/>
+          <w:sz w:val="24"/>
+          <w:szCs w:val="24"/>
+          <w:lang w:val="ru-RU"/>
+        </w:rPr>
+        <w:t xml:space="preserve"> </w:t>
+      </w:r>
+      <w:r>
+        <w:rPr>
+          <w:rFonts w:ascii="Times New Roman" w:hAnsi="Times New Roman" w:cs="Times New Roman"/>
+          <w:color w:val="000000" w:themeColor="text1"/>
+          <w:sz w:val="24"/>
+          <w:szCs w:val="24"/>
+          <w:lang w:val="ru-RU"/>
+        </w:rPr>
+        <w:t>для защиты персональных данных от неправомерного доступа,</w:t>
+      </w:r>
+      <w:r>
+        <w:rPr>
+          <w:rFonts w:ascii="Times New Roman" w:hAnsi="Times New Roman" w:cs="Times New Roman"/>
+          <w:color w:val="000000" w:themeColor="text1"/>
+          <w:sz w:val="24"/>
+          <w:szCs w:val="24"/>
+          <w:lang w:val="ru-RU"/>
+        </w:rPr>
+        <w:t xml:space="preserve"> </w:t>
+      </w:r>
+      <w:r>
+        <w:rPr>
+          <w:rFonts w:ascii="Times New Roman" w:hAnsi="Times New Roman" w:cs="Times New Roman"/>
+          <w:color w:val="000000" w:themeColor="text1"/>
+          <w:sz w:val="24"/>
+          <w:szCs w:val="24"/>
+          <w:lang w:val="ru-RU"/>
+        </w:rPr>
+        <w:t>утраты, изменения или распространения.</w:t>
+      </w:r>
+    </w:p>
+    <w:p>
+      <w:pPr>
+        <w:spacing w:line="240" w:lineRule="auto"/>
+        <w:rPr>
+          <w:rFonts w:ascii="Times New Roman" w:hAnsi="Times New Roman" w:cs="Times New Roman"/>
+          <w:color w:val="000000" w:themeColor="text1"/>
+          <w:sz w:val="24"/>
+          <w:szCs w:val="24"/>
+          <w:lang w:val="ru-RU"/>
+        </w:rPr>
+      </w:pPr>
+      <w:r>
+        <w:rPr>
+          <w:rFonts w:ascii="Times New Roman" w:hAnsi="Times New Roman" w:cs="Times New Roman"/>
+          <w:color w:val="000000" w:themeColor="text1"/>
+          <w:sz w:val="24"/>
+          <w:szCs w:val="24"/>
+          <w:lang w:val="ru-RU"/>
+        </w:rPr>
+        <w:t>8. Права пользователя</w:t>
+      </w:r>
+    </w:p>
+    <w:p>
+      <w:pPr>
+        <w:spacing w:line="240" w:lineRule="auto"/>
+        <w:rPr>
+          <w:rFonts w:ascii="Times New Roman" w:hAnsi="Times New Roman" w:cs="Times New Roman"/>
+          <w:color w:val="000000" w:themeColor="text1"/>
+          <w:sz w:val="24"/>
+          <w:szCs w:val="24"/>
+          <w:lang w:val="ru-RU"/>
+        </w:rPr>
+      </w:pPr>
+      <w:r>
+        <w:rPr>
+          <w:rFonts w:ascii="Times New Roman" w:hAnsi="Times New Roman" w:cs="Times New Roman"/>
+          <w:color w:val="000000" w:themeColor="text1"/>
+          <w:sz w:val="24"/>
+          <w:szCs w:val="24"/>
+          <w:lang w:val="ru-RU"/>
+        </w:rPr>
+        <w:t>Пользователь имеет право:</w:t>
+      </w:r>
+    </w:p>
+    <w:p>
+      <w:pPr>
+        <w:spacing w:line="240" w:lineRule="auto"/>
+        <w:rPr>
+          <w:rFonts w:ascii="Times New Roman" w:hAnsi="Times New Roman" w:cs="Times New Roman"/>
+          <w:color w:val="000000" w:themeColor="text1"/>
+          <w:sz w:val="24"/>
+          <w:szCs w:val="24"/>
+          <w:lang w:val="ru-RU"/>
+        </w:rPr>
+      </w:pPr>
+      <w:r>
+        <w:rPr>
+          <w:rFonts w:ascii="Times New Roman" w:hAnsi="Times New Roman" w:cs="Times New Roman"/>
+          <w:color w:val="000000" w:themeColor="text1"/>
+          <w:sz w:val="24"/>
+          <w:szCs w:val="24"/>
+          <w:lang w:val="ru-RU"/>
+        </w:rPr>
+        <w:t>– получать информацию о своих персональных данных;</w:t>
+      </w:r>
+    </w:p>
+    <w:p>
+      <w:pPr>
+        <w:spacing w:line="240" w:lineRule="auto"/>
+        <w:rPr>
+          <w:rFonts w:ascii="Times New Roman" w:hAnsi="Times New Roman" w:cs="Times New Roman"/>
+          <w:color w:val="000000" w:themeColor="text1"/>
+          <w:sz w:val="24"/>
+          <w:szCs w:val="24"/>
+          <w:lang w:val="ru-RU"/>
+        </w:rPr>
+      </w:pPr>
+      <w:r>
+        <w:rPr>
+          <w:rFonts w:ascii="Times New Roman" w:hAnsi="Times New Roman" w:cs="Times New Roman"/>
+          <w:color w:val="000000" w:themeColor="text1"/>
+          <w:sz w:val="24"/>
+          <w:szCs w:val="24"/>
+          <w:lang w:val="ru-RU"/>
+        </w:rPr>
+        <w:t>– требовать их уточнения, блокирования или удаления</w:t>
+      </w:r>
+      <w:r>
+        <w:rPr>
+          <w:rFonts w:ascii="Times New Roman" w:hAnsi="Times New Roman" w:cs="Times New Roman"/>
+          <w:color w:val="000000" w:themeColor="text1"/>
+          <w:sz w:val="24"/>
+          <w:szCs w:val="24"/>
+          <w:lang w:val="ru-RU"/>
+        </w:rPr>
+        <w:t>(для осуществления всех операций Пользователь может обратиться в «Поддержку»)</w:t>
+      </w:r>
+      <w:r>
+        <w:rPr>
+          <w:rFonts w:ascii="Times New Roman" w:hAnsi="Times New Roman" w:cs="Times New Roman"/>
+          <w:color w:val="000000" w:themeColor="text1"/>
+          <w:sz w:val="24"/>
+          <w:szCs w:val="24"/>
+          <w:lang w:val="ru-RU"/>
+        </w:rPr>
+        <w:t>;</w:t>
+      </w:r>
+    </w:p>
+    <w:p>
+      <w:pPr>
+        <w:spacing w:line="240" w:lineRule="auto"/>
+        <w:rPr>
+          <w:rFonts w:ascii="Times New Roman" w:hAnsi="Times New Roman" w:cs="Times New Roman"/>
+          <w:color w:val="000000" w:themeColor="text1"/>
+          <w:sz w:val="24"/>
+          <w:szCs w:val="24"/>
+          <w:lang w:val="ru-RU"/>
+        </w:rPr>
+      </w:pPr>
+      <w:r>
+        <w:rPr>
+          <w:rFonts w:ascii="Times New Roman" w:hAnsi="Times New Roman" w:cs="Times New Roman"/>
+          <w:color w:val="000000" w:themeColor="text1"/>
+          <w:sz w:val="24"/>
+          <w:szCs w:val="24"/>
+          <w:lang w:val="ru-RU"/>
+        </w:rPr>
+        <w:t>– отозвать согласие на обработку персональных данных.</w:t>
+      </w:r>
+    </w:p>
+    <w:p>
+      <w:pPr>
+        <w:spacing w:line="240" w:lineRule="auto"/>
+        <w:rPr>
+          <w:rFonts w:ascii="Times New Roman" w:hAnsi="Times New Roman" w:cs="Times New Roman"/>
+          <w:color w:val="000000" w:themeColor="text1"/>
+          <w:sz w:val="24"/>
+          <w:szCs w:val="24"/>
+          <w:lang w:val="ru-RU"/>
+        </w:rPr>
+      </w:pPr>
+      <w:r>
+        <w:rPr>
+          <w:rFonts w:ascii="Times New Roman" w:hAnsi="Times New Roman" w:cs="Times New Roman"/>
+          <w:color w:val="000000" w:themeColor="text1"/>
+          <w:sz w:val="24"/>
+          <w:szCs w:val="24"/>
+          <w:lang w:val="ru-RU"/>
+        </w:rPr>
+        <w:t xml:space="preserve">9. Использование файлов </w:t>
+      </w:r>
+      <w:r>
+        <w:rPr>
+          <w:rFonts w:ascii="Times New Roman" w:hAnsi="Times New Roman" w:cs="Times New Roman"/>
+          <w:color w:val="000000" w:themeColor="text1"/>
+          <w:sz w:val="24"/>
+          <w:szCs w:val="24"/>
+        </w:rPr>
+        <w:t>cookie</w:t>
+      </w:r>
+    </w:p>
+    <w:p>
+      <w:pPr>
+        <w:spacing w:line="240" w:lineRule="auto"/>
+        <w:rPr>
+          <w:rFonts w:ascii="Times New Roman" w:hAnsi="Times New Roman" w:cs="Times New Roman"/>
+          <w:color w:val="000000" w:themeColor="text1"/>
+          <w:sz w:val="24"/>
+          <w:szCs w:val="24"/>
+          <w:lang w:val="ru-RU"/>
+        </w:rPr>
+      </w:pPr>
+      <w:r>
+        <w:rPr>
+          <w:rFonts w:ascii="Times New Roman" w:hAnsi="Times New Roman" w:cs="Times New Roman"/>
+          <w:color w:val="000000" w:themeColor="text1"/>
+          <w:sz w:val="24"/>
+          <w:szCs w:val="24"/>
+          <w:lang w:val="ru-RU"/>
+        </w:rPr>
+        <w:t xml:space="preserve">Сервис использует файлы </w:t>
+      </w:r>
+      <w:r>
+        <w:rPr>
+          <w:rFonts w:ascii="Times New Roman" w:hAnsi="Times New Roman" w:cs="Times New Roman"/>
+          <w:color w:val="000000" w:themeColor="text1"/>
+          <w:sz w:val="24"/>
+          <w:szCs w:val="24"/>
+        </w:rPr>
+        <w:t>cookie</w:t>
+      </w:r>
+      <w:r>
+        <w:rPr>
+          <w:rFonts w:ascii="Times New Roman" w:hAnsi="Times New Roman" w:cs="Times New Roman"/>
+          <w:color w:val="000000" w:themeColor="text1"/>
+          <w:sz w:val="24"/>
+          <w:szCs w:val="24"/>
+          <w:lang w:val="ru-RU"/>
+        </w:rPr>
+        <w:t xml:space="preserve"> для корректной работы </w:t>
+      </w:r>
+      <w:r>
+        <w:rPr>
+          <w:rFonts w:ascii="Times New Roman" w:hAnsi="Times New Roman" w:cs="Times New Roman"/>
+          <w:color w:val="000000" w:themeColor="text1"/>
+          <w:sz w:val="24"/>
+          <w:szCs w:val="24"/>
+          <w:lang w:val="ru-RU"/>
+        </w:rPr>
+        <w:t>сервиса</w:t>
+      </w:r>
+      <w:r>
+        <w:rPr>
+          <w:rFonts w:ascii="Times New Roman" w:hAnsi="Times New Roman" w:cs="Times New Roman"/>
+          <w:color w:val="000000" w:themeColor="text1"/>
+          <w:sz w:val="24"/>
+          <w:szCs w:val="24"/>
+          <w:lang w:val="ru-RU"/>
+        </w:rPr>
+        <w:t>.</w:t>
+      </w:r>
+      <w:r>
+        <w:rPr>
+          <w:rFonts w:ascii="Times New Roman" w:hAnsi="Times New Roman" w:cs="Times New Roman"/>
+          <w:color w:val="000000" w:themeColor="text1"/>
+          <w:sz w:val="24"/>
+          <w:szCs w:val="24"/>
+          <w:lang w:val="ru-RU"/>
+        </w:rPr>
+        <w:t xml:space="preserve"> </w:t>
+      </w:r>
+      <w:r>
+        <w:rPr>
+          <w:rFonts w:ascii="Times New Roman" w:hAnsi="Times New Roman" w:cs="Times New Roman"/>
+          <w:color w:val="000000" w:themeColor="text1"/>
+          <w:sz w:val="24"/>
+          <w:szCs w:val="24"/>
+          <w:lang w:val="ru-RU"/>
+        </w:rPr>
+        <w:t xml:space="preserve">Пользователь может ограничить использование </w:t>
+      </w:r>
+      <w:r>
+        <w:rPr>
+          <w:rFonts w:ascii="Times New Roman" w:hAnsi="Times New Roman" w:cs="Times New Roman"/>
+          <w:color w:val="000000" w:themeColor="text1"/>
+          <w:sz w:val="24"/>
+          <w:szCs w:val="24"/>
+        </w:rPr>
+        <w:t>cookie</w:t>
+      </w:r>
+      <w:r>
+        <w:rPr>
+          <w:rFonts w:ascii="Times New Roman" w:hAnsi="Times New Roman" w:cs="Times New Roman"/>
+          <w:color w:val="000000" w:themeColor="text1"/>
+          <w:sz w:val="24"/>
+          <w:szCs w:val="24"/>
+          <w:lang w:val="ru-RU"/>
+        </w:rPr>
+        <w:t xml:space="preserve"> в настройках браузера.</w:t>
+      </w:r>
+    </w:p>
+    <w:p>
+      <w:pPr>
+        <w:spacing w:line="240" w:lineRule="auto"/>
+        <w:rPr>
+          <w:rFonts w:ascii="Times New Roman" w:hAnsi="Times New Roman" w:cs="Times New Roman"/>
+          <w:color w:val="000000" w:themeColor="text1"/>
+          <w:sz w:val="24"/>
+          <w:szCs w:val="24"/>
+          <w:lang w:val="ru-RU"/>
+        </w:rPr>
+      </w:pPr>
+      <w:r>
+        <w:rPr>
+          <w:rFonts w:ascii="Times New Roman" w:hAnsi="Times New Roman" w:cs="Times New Roman"/>
+          <w:color w:val="000000" w:themeColor="text1"/>
+          <w:sz w:val="24"/>
+          <w:szCs w:val="24"/>
+          <w:lang w:val="ru-RU"/>
+        </w:rPr>
+        <w:t>10. Заключительные положения</w:t>
+      </w:r>
+    </w:p>
+    <w:p>
+      <w:pPr>
+        <w:spacing w:line="240" w:lineRule="auto"/>
+        <w:rPr>
+          <w:rFonts w:ascii="Times New Roman" w:hAnsi="Times New Roman" w:cs="Times New Roman"/>
+          <w:color w:val="000000" w:themeColor="text1"/>
+          <w:sz w:val="24"/>
+          <w:szCs w:val="24"/>
+          <w:lang w:val="ru-RU"/>
+        </w:rPr>
+      </w:pPr>
+      <w:r>
+        <w:rPr>
+          <w:rFonts w:ascii="Times New Roman" w:hAnsi="Times New Roman" w:cs="Times New Roman"/>
+          <w:color w:val="000000" w:themeColor="text1"/>
+          <w:sz w:val="24"/>
+          <w:szCs w:val="24"/>
+          <w:lang w:val="ru-RU"/>
+        </w:rPr>
+        <w:t xml:space="preserve">Оператор использует электронную почту для отправки чеков об оплате и уведомлений об автоматических списаниях, присыемых за 24 часа до </w:t>
+      </w:r>
+      <w:r>
+        <w:rPr>
+          <w:rFonts w:ascii="Times New Roman" w:hAnsi="Times New Roman" w:cs="Times New Roman"/>
+          <w:color w:val="000000" w:themeColor="text1"/>
+          <w:sz w:val="24"/>
+          <w:szCs w:val="24"/>
+          <w:lang w:val="ru-RU"/>
+        </w:rPr>
         <w:lastRenderedPageBreak/>
-        <w:t>5. Порядок обработки и хранения данных</w:t>
-      </w:r>
-    </w:p>
-    <w:p>
-      <w:pPr>
-        <w:spacing w:line="240" w:lineRule="auto"/>
-        <w:rPr>
-          <w:rFonts w:ascii="Times New Roman" w:hAnsi="Times New Roman" w:cs="Times New Roman"/>
-          <w:color w:val="000000" w:themeColor="text1"/>
-          <w:sz w:val="24"/>
-          <w:szCs w:val="24"/>
-          <w:lang w:val="ru-RU"/>
-        </w:rPr>
-      </w:pPr>
-      <w:r>
-        <w:rPr>
-          <w:rFonts w:ascii="Times New Roman" w:hAnsi="Times New Roman" w:cs="Times New Roman"/>
-          <w:color w:val="000000" w:themeColor="text1"/>
-          <w:sz w:val="24"/>
-          <w:szCs w:val="24"/>
-          <w:lang w:val="ru-RU"/>
-        </w:rPr>
-        <w:t>Обработка персональных данных осуществляется с использованием автоматизированных средств</w:t>
+        <w:t xml:space="preserve">автосписания.  Оператор создаёт резервные копии базы данных с персональными данными пользователя в целях безопасности данных. Данные хранятся в сохранённых копиях не более 30 календарных дней. В копиях могут временно содержаться дааный которые были изменены или удалены в актуальной базе. </w:t>
+      </w:r>
+      <w:r>
+        <w:rPr>
+          <w:rFonts w:ascii="Times New Roman" w:hAnsi="Times New Roman" w:cs="Times New Roman"/>
+          <w:color w:val="000000" w:themeColor="text1"/>
+          <w:sz w:val="24"/>
+          <w:szCs w:val="24"/>
+          <w:lang w:val="ru-RU"/>
+        </w:rPr>
+        <w:t>Оператор вправе изменять настоящую Политику конфиденциальности.</w:t>
       </w:r>
       <w:r>
         <w:rPr>
@@ -854,161 +1679,27 @@
           <w:szCs w:val="24"/>
           <w:lang w:val="ru-RU"/>
         </w:rPr>
-        <w:t>и без них.</w:t>
-      </w:r>
-    </w:p>
-    <w:p>
-      <w:pPr>
-        <w:spacing w:line="240" w:lineRule="auto"/>
-        <w:rPr>
-          <w:rFonts w:ascii="Times New Roman" w:hAnsi="Times New Roman" w:cs="Times New Roman"/>
-          <w:color w:val="000000" w:themeColor="text1"/>
-          <w:sz w:val="24"/>
-          <w:szCs w:val="24"/>
-          <w:lang w:val="ru-RU"/>
-        </w:rPr>
-      </w:pPr>
-      <w:r>
-        <w:rPr>
-          <w:rFonts w:ascii="Times New Roman" w:hAnsi="Times New Roman" w:cs="Times New Roman"/>
-          <w:color w:val="000000" w:themeColor="text1"/>
-          <w:sz w:val="24"/>
-          <w:szCs w:val="24"/>
-          <w:lang w:val="ru-RU"/>
-        </w:rPr>
-        <w:t>6. Передача персональных данных третьим лицам</w:t>
-      </w:r>
-    </w:p>
-    <w:p>
-      <w:pPr>
-        <w:spacing w:line="240" w:lineRule="auto"/>
-        <w:rPr>
-          <w:rFonts w:ascii="Times New Roman" w:hAnsi="Times New Roman" w:cs="Times New Roman"/>
-          <w:color w:val="000000" w:themeColor="text1"/>
-          <w:sz w:val="24"/>
-          <w:szCs w:val="24"/>
-          <w:lang w:val="ru-RU"/>
-        </w:rPr>
-      </w:pPr>
-      <w:r>
-        <w:rPr>
-          <w:rFonts w:ascii="Times New Roman" w:hAnsi="Times New Roman" w:cs="Times New Roman"/>
-          <w:color w:val="000000" w:themeColor="text1"/>
-          <w:sz w:val="24"/>
-          <w:szCs w:val="24"/>
-          <w:lang w:val="ru-RU"/>
-        </w:rPr>
-        <w:t>Оператор не передаёт персональные данные третьим лицам,</w:t>
-      </w:r>
-    </w:p>
-    <w:p>
-      <w:pPr>
-        <w:spacing w:line="240" w:lineRule="auto"/>
-        <w:rPr>
-          <w:rFonts w:ascii="Times New Roman" w:hAnsi="Times New Roman" w:cs="Times New Roman"/>
-          <w:color w:val="000000" w:themeColor="text1"/>
-          <w:sz w:val="24"/>
-          <w:szCs w:val="24"/>
-          <w:lang w:val="ru-RU"/>
-        </w:rPr>
-      </w:pPr>
-      <w:r>
-        <w:rPr>
-          <w:rFonts w:ascii="Times New Roman" w:hAnsi="Times New Roman" w:cs="Times New Roman"/>
-          <w:color w:val="000000" w:themeColor="text1"/>
-          <w:sz w:val="24"/>
-          <w:szCs w:val="24"/>
-          <w:lang w:val="ru-RU"/>
-        </w:rPr>
-        <w:t>за исключением случаев:</w:t>
-      </w:r>
-    </w:p>
-    <w:p>
-      <w:pPr>
-        <w:spacing w:line="240" w:lineRule="auto"/>
-        <w:rPr>
-          <w:rFonts w:ascii="Times New Roman" w:hAnsi="Times New Roman" w:cs="Times New Roman"/>
-          <w:color w:val="000000" w:themeColor="text1"/>
-          <w:sz w:val="24"/>
-          <w:szCs w:val="24"/>
-          <w:lang w:val="ru-RU"/>
-        </w:rPr>
-      </w:pPr>
-      <w:r>
-        <w:rPr>
-          <w:rFonts w:ascii="Times New Roman" w:hAnsi="Times New Roman" w:cs="Times New Roman"/>
-          <w:color w:val="000000" w:themeColor="text1"/>
-          <w:sz w:val="24"/>
-          <w:szCs w:val="24"/>
-          <w:lang w:val="ru-RU"/>
-        </w:rPr>
-        <w:t>– передачи платёжным системам для осуществления оплаты;</w:t>
-      </w:r>
-    </w:p>
-    <w:p>
-      <w:pPr>
-        <w:spacing w:line="240" w:lineRule="auto"/>
-        <w:rPr>
-          <w:rFonts w:ascii="Times New Roman" w:hAnsi="Times New Roman" w:cs="Times New Roman"/>
-          <w:color w:val="000000" w:themeColor="text1"/>
-          <w:sz w:val="24"/>
-          <w:szCs w:val="24"/>
-          <w:lang w:val="ru-RU"/>
-        </w:rPr>
-      </w:pPr>
-      <w:r>
-        <w:rPr>
-          <w:rFonts w:ascii="Times New Roman" w:hAnsi="Times New Roman" w:cs="Times New Roman"/>
-          <w:color w:val="000000" w:themeColor="text1"/>
-          <w:sz w:val="24"/>
-          <w:szCs w:val="24"/>
-          <w:lang w:val="ru-RU"/>
-        </w:rPr>
-        <w:t>– требований законодательства РФ.</w:t>
-      </w:r>
-    </w:p>
-    <w:p>
-      <w:pPr>
-        <w:spacing w:line="240" w:lineRule="auto"/>
-        <w:rPr>
-          <w:rFonts w:ascii="Times New Roman" w:hAnsi="Times New Roman" w:cs="Times New Roman"/>
-          <w:color w:val="000000" w:themeColor="text1"/>
-          <w:sz w:val="24"/>
-          <w:szCs w:val="24"/>
-          <w:lang w:val="ru-RU"/>
-        </w:rPr>
-      </w:pPr>
-      <w:r>
-        <w:rPr>
-          <w:rFonts w:ascii="Times New Roman" w:hAnsi="Times New Roman" w:cs="Times New Roman"/>
-          <w:color w:val="000000" w:themeColor="text1"/>
-          <w:sz w:val="24"/>
-          <w:szCs w:val="24"/>
-          <w:lang w:val="ru-RU"/>
-        </w:rPr>
-        <w:t>7. Защита персональных данных</w:t>
-      </w:r>
-    </w:p>
-    <w:p>
-      <w:pPr>
-        <w:spacing w:line="240" w:lineRule="auto"/>
-        <w:rPr>
-          <w:rFonts w:ascii="Times New Roman" w:hAnsi="Times New Roman" w:cs="Times New Roman"/>
-          <w:color w:val="000000" w:themeColor="text1"/>
-          <w:sz w:val="24"/>
-          <w:szCs w:val="24"/>
-          <w:lang w:val="ru-RU"/>
-        </w:rPr>
-      </w:pPr>
-      <w:r>
-        <w:rPr>
-          <w:rFonts w:ascii="Times New Roman" w:hAnsi="Times New Roman" w:cs="Times New Roman"/>
-          <w:color w:val="000000" w:themeColor="text1"/>
-          <w:sz w:val="24"/>
-          <w:szCs w:val="24"/>
-          <w:lang w:val="ru-RU"/>
-        </w:rPr>
-        <w:t>Оператор принимает необходимые организационные и технические меры</w:t>
+        <w:t>Актуальная версия всегда доступна на сайте Сервиса</w:t>
+      </w:r>
+      <w:r>
+        <w:rPr>
+          <w:rFonts w:ascii="Times New Roman" w:hAnsi="Times New Roman" w:cs="Times New Roman"/>
+          <w:color w:val="000000" w:themeColor="text1"/>
+          <w:sz w:val="24"/>
+          <w:szCs w:val="24"/>
+          <w:lang w:val="ru-RU"/>
+        </w:rPr>
+        <w:t xml:space="preserve">. </w:t>
+      </w:r>
+      <w:r>
+        <w:rPr>
+          <w:rFonts w:ascii="Times New Roman" w:hAnsi="Times New Roman" w:cs="Times New Roman"/>
+          <w:color w:val="000000" w:themeColor="text1"/>
+          <w:sz w:val="24"/>
+          <w:szCs w:val="24"/>
+          <w:lang w:val="ru-RU"/>
+        </w:rPr>
+        <w:t>Все вопросы, связанные с обработкой персональных данных,</w:t>
       </w:r>
       <w:r>
         <w:rPr>
@@ -1028,401 +1719,6 @@
           <w:szCs w:val="24"/>
           <w:lang w:val="ru-RU"/>
         </w:rPr>
-        <w:t>для защиты персональных данных от неправомерного доступа,</w:t>
-      </w:r>
-      <w:r>
-        <w:rPr>
-          <w:rFonts w:ascii="Times New Roman" w:hAnsi="Times New Roman" w:cs="Times New Roman"/>
-          <w:color w:val="000000" w:themeColor="text1"/>
-          <w:sz w:val="24"/>
-          <w:szCs w:val="24"/>
-          <w:lang w:val="ru-RU"/>
-        </w:rPr>
-        <w:t xml:space="preserve"> </w:t>
-      </w:r>
-      <w:r>
-        <w:rPr>
-          <w:rFonts w:ascii="Times New Roman" w:hAnsi="Times New Roman" w:cs="Times New Roman"/>
-          <w:color w:val="000000" w:themeColor="text1"/>
-          <w:sz w:val="24"/>
-          <w:szCs w:val="24"/>
-          <w:lang w:val="ru-RU"/>
-        </w:rPr>
-        <w:t>утраты, изменения или распространения.</w:t>
-      </w:r>
-    </w:p>
-    <w:p>
-      <w:pPr>
-        <w:spacing w:line="240" w:lineRule="auto"/>
-        <w:rPr>
-          <w:rFonts w:ascii="Times New Roman" w:hAnsi="Times New Roman" w:cs="Times New Roman"/>
-          <w:color w:val="000000" w:themeColor="text1"/>
-          <w:sz w:val="24"/>
-          <w:szCs w:val="24"/>
-          <w:lang w:val="ru-RU"/>
-        </w:rPr>
-      </w:pPr>
-      <w:r>
-        <w:rPr>
-          <w:rFonts w:ascii="Times New Roman" w:hAnsi="Times New Roman" w:cs="Times New Roman"/>
-          <w:color w:val="000000" w:themeColor="text1"/>
-          <w:sz w:val="24"/>
-          <w:szCs w:val="24"/>
-          <w:lang w:val="ru-RU"/>
-        </w:rPr>
-        <w:t>8. Права пользователя</w:t>
-      </w:r>
-    </w:p>
-    <w:p>
-      <w:pPr>
-        <w:spacing w:line="240" w:lineRule="auto"/>
-        <w:rPr>
-          <w:rFonts w:ascii="Times New Roman" w:hAnsi="Times New Roman" w:cs="Times New Roman"/>
-          <w:color w:val="000000" w:themeColor="text1"/>
-          <w:sz w:val="24"/>
-          <w:szCs w:val="24"/>
-          <w:lang w:val="ru-RU"/>
-        </w:rPr>
-      </w:pPr>
-      <w:r>
-        <w:rPr>
-          <w:rFonts w:ascii="Times New Roman" w:hAnsi="Times New Roman" w:cs="Times New Roman"/>
-          <w:color w:val="000000" w:themeColor="text1"/>
-          <w:sz w:val="24"/>
-          <w:szCs w:val="24"/>
-          <w:lang w:val="ru-RU"/>
-        </w:rPr>
-        <w:t>Пользователь имеет право:</w:t>
-      </w:r>
-    </w:p>
-    <w:p>
-      <w:pPr>
-        <w:spacing w:line="240" w:lineRule="auto"/>
-        <w:rPr>
-          <w:rFonts w:ascii="Times New Roman" w:hAnsi="Times New Roman" w:cs="Times New Roman"/>
-          <w:color w:val="000000" w:themeColor="text1"/>
-          <w:sz w:val="24"/>
-          <w:szCs w:val="24"/>
-          <w:lang w:val="ru-RU"/>
-        </w:rPr>
-      </w:pPr>
-      <w:r>
-        <w:rPr>
-          <w:rFonts w:ascii="Times New Roman" w:hAnsi="Times New Roman" w:cs="Times New Roman"/>
-          <w:color w:val="000000" w:themeColor="text1"/>
-          <w:sz w:val="24"/>
-          <w:szCs w:val="24"/>
-          <w:lang w:val="ru-RU"/>
-        </w:rPr>
-        <w:t>– получать информацию о своих персональных данных;</w:t>
-      </w:r>
-    </w:p>
-    <w:p>
-      <w:pPr>
-        <w:spacing w:line="240" w:lineRule="auto"/>
-        <w:rPr>
-          <w:rFonts w:ascii="Times New Roman" w:hAnsi="Times New Roman" w:cs="Times New Roman"/>
-          <w:color w:val="000000" w:themeColor="text1"/>
-          <w:sz w:val="24"/>
-          <w:szCs w:val="24"/>
-          <w:lang w:val="ru-RU"/>
-        </w:rPr>
-      </w:pPr>
-      <w:r>
-        <w:rPr>
-          <w:rFonts w:ascii="Times New Roman" w:hAnsi="Times New Roman" w:cs="Times New Roman"/>
-          <w:color w:val="000000" w:themeColor="text1"/>
-          <w:sz w:val="24"/>
-          <w:szCs w:val="24"/>
-          <w:lang w:val="ru-RU"/>
-        </w:rPr>
-        <w:t>– требовать их уточнения, блокирования или удаления</w:t>
-      </w:r>
-      <w:r>
-        <w:rPr>
-          <w:rFonts w:ascii="Times New Roman" w:hAnsi="Times New Roman" w:cs="Times New Roman"/>
-          <w:color w:val="000000" w:themeColor="text1"/>
-          <w:sz w:val="24"/>
-          <w:szCs w:val="24"/>
-          <w:lang w:val="ru-RU"/>
-        </w:rPr>
-        <w:t>(для осуществления всех операций Пользователь может обратиться в «Поддержку»)</w:t>
-      </w:r>
-      <w:r>
-        <w:rPr>
-          <w:rFonts w:ascii="Times New Roman" w:hAnsi="Times New Roman" w:cs="Times New Roman"/>
-          <w:color w:val="000000" w:themeColor="text1"/>
-          <w:sz w:val="24"/>
-          <w:szCs w:val="24"/>
-          <w:lang w:val="ru-RU"/>
-        </w:rPr>
-        <w:t>;</w:t>
-      </w:r>
-    </w:p>
-    <w:p>
-      <w:pPr>
-        <w:spacing w:line="240" w:lineRule="auto"/>
-        <w:rPr>
-          <w:rFonts w:ascii="Times New Roman" w:hAnsi="Times New Roman" w:cs="Times New Roman"/>
-          <w:color w:val="000000" w:themeColor="text1"/>
-          <w:sz w:val="24"/>
-          <w:szCs w:val="24"/>
-          <w:lang w:val="ru-RU"/>
-        </w:rPr>
-      </w:pPr>
-      <w:r>
-        <w:rPr>
-          <w:rFonts w:ascii="Times New Roman" w:hAnsi="Times New Roman" w:cs="Times New Roman"/>
-          <w:color w:val="000000" w:themeColor="text1"/>
-          <w:sz w:val="24"/>
-          <w:szCs w:val="24"/>
-          <w:lang w:val="ru-RU"/>
-        </w:rPr>
-        <w:t>– отозвать согласие на обработку персональных данных.</w:t>
-      </w:r>
-    </w:p>
-    <w:p>
-      <w:pPr>
-        <w:spacing w:line="240" w:lineRule="auto"/>
-        <w:rPr>
-          <w:rFonts w:ascii="Times New Roman" w:hAnsi="Times New Roman" w:cs="Times New Roman"/>
-          <w:color w:val="000000" w:themeColor="text1"/>
-          <w:sz w:val="24"/>
-          <w:szCs w:val="24"/>
-          <w:lang w:val="ru-RU"/>
-        </w:rPr>
-      </w:pPr>
-      <w:r>
-        <w:rPr>
-          <w:rFonts w:ascii="Times New Roman" w:hAnsi="Times New Roman" w:cs="Times New Roman"/>
-          <w:color w:val="000000" w:themeColor="text1"/>
-          <w:sz w:val="24"/>
-          <w:szCs w:val="24"/>
-          <w:lang w:val="ru-RU"/>
-        </w:rPr>
-        <w:t xml:space="preserve">9. Использование файлов </w:t>
-      </w:r>
-      <w:r>
-        <w:rPr>
-          <w:rFonts w:ascii="Times New Roman" w:hAnsi="Times New Roman" w:cs="Times New Roman"/>
-          <w:color w:val="000000" w:themeColor="text1"/>
-          <w:sz w:val="24"/>
-          <w:szCs w:val="24"/>
-        </w:rPr>
-        <w:t>cookie</w:t>
-      </w:r>
-    </w:p>
-    <w:p>
-      <w:pPr>
-        <w:spacing w:line="240" w:lineRule="auto"/>
-        <w:rPr>
-          <w:rFonts w:ascii="Times New Roman" w:hAnsi="Times New Roman" w:cs="Times New Roman"/>
-          <w:color w:val="000000" w:themeColor="text1"/>
-          <w:sz w:val="24"/>
-          <w:szCs w:val="24"/>
-          <w:lang w:val="ru-RU"/>
-        </w:rPr>
-      </w:pPr>
-      <w:r>
-        <w:rPr>
-          <w:rFonts w:ascii="Times New Roman" w:hAnsi="Times New Roman" w:cs="Times New Roman"/>
-          <w:color w:val="000000" w:themeColor="text1"/>
-          <w:sz w:val="24"/>
-          <w:szCs w:val="24"/>
-          <w:lang w:val="ru-RU"/>
-        </w:rPr>
-        <w:t xml:space="preserve">Сервис использует файлы </w:t>
-      </w:r>
-      <w:r>
-        <w:rPr>
-          <w:rFonts w:ascii="Times New Roman" w:hAnsi="Times New Roman" w:cs="Times New Roman"/>
-          <w:color w:val="000000" w:themeColor="text1"/>
-          <w:sz w:val="24"/>
-          <w:szCs w:val="24"/>
-        </w:rPr>
-        <w:t>cookie</w:t>
-      </w:r>
-      <w:r>
-        <w:rPr>
-          <w:rFonts w:ascii="Times New Roman" w:hAnsi="Times New Roman" w:cs="Times New Roman"/>
-          <w:color w:val="000000" w:themeColor="text1"/>
-          <w:sz w:val="24"/>
-          <w:szCs w:val="24"/>
-          <w:lang w:val="ru-RU"/>
-        </w:rPr>
-        <w:t xml:space="preserve"> для корректной работы </w:t>
-      </w:r>
-      <w:r>
-        <w:rPr>
-          <w:rFonts w:ascii="Times New Roman" w:hAnsi="Times New Roman" w:cs="Times New Roman"/>
-          <w:color w:val="000000" w:themeColor="text1"/>
-          <w:sz w:val="24"/>
-          <w:szCs w:val="24"/>
-          <w:lang w:val="ru-RU"/>
-        </w:rPr>
-        <w:t>сервиса</w:t>
-      </w:r>
-      <w:r>
-        <w:rPr>
-          <w:rFonts w:ascii="Times New Roman" w:hAnsi="Times New Roman" w:cs="Times New Roman"/>
-          <w:color w:val="000000" w:themeColor="text1"/>
-          <w:sz w:val="24"/>
-          <w:szCs w:val="24"/>
-          <w:lang w:val="ru-RU"/>
-        </w:rPr>
-        <w:t>.</w:t>
-      </w:r>
-      <w:r>
-        <w:rPr>
-          <w:rFonts w:ascii="Times New Roman" w:hAnsi="Times New Roman" w:cs="Times New Roman"/>
-          <w:color w:val="000000" w:themeColor="text1"/>
-          <w:sz w:val="24"/>
-          <w:szCs w:val="24"/>
-          <w:lang w:val="ru-RU"/>
-        </w:rPr>
-        <w:t xml:space="preserve"> </w:t>
-      </w:r>
-      <w:r>
-        <w:rPr>
-          <w:rFonts w:ascii="Times New Roman" w:hAnsi="Times New Roman" w:cs="Times New Roman"/>
-          <w:color w:val="000000" w:themeColor="text1"/>
-          <w:sz w:val="24"/>
-          <w:szCs w:val="24"/>
-          <w:lang w:val="ru-RU"/>
-        </w:rPr>
-        <w:t xml:space="preserve">Пользователь может ограничить использование </w:t>
-      </w:r>
-      <w:r>
-        <w:rPr>
-          <w:rFonts w:ascii="Times New Roman" w:hAnsi="Times New Roman" w:cs="Times New Roman"/>
-          <w:color w:val="000000" w:themeColor="text1"/>
-          <w:sz w:val="24"/>
-          <w:szCs w:val="24"/>
-        </w:rPr>
-        <w:t>cookie</w:t>
-      </w:r>
-      <w:r>
-        <w:rPr>
-          <w:rFonts w:ascii="Times New Roman" w:hAnsi="Times New Roman" w:cs="Times New Roman"/>
-          <w:color w:val="000000" w:themeColor="text1"/>
-          <w:sz w:val="24"/>
-          <w:szCs w:val="24"/>
-          <w:lang w:val="ru-RU"/>
-        </w:rPr>
-        <w:t xml:space="preserve"> в настройках браузера.</w:t>
-      </w:r>
-    </w:p>
-    <w:p>
-      <w:pPr>
-        <w:spacing w:line="240" w:lineRule="auto"/>
-        <w:rPr>
-          <w:rFonts w:ascii="Times New Roman" w:hAnsi="Times New Roman" w:cs="Times New Roman"/>
-          <w:color w:val="000000" w:themeColor="text1"/>
-          <w:sz w:val="24"/>
-          <w:szCs w:val="24"/>
-          <w:lang w:val="ru-RU"/>
-        </w:rPr>
-      </w:pPr>
-      <w:r>
-        <w:rPr>
-          <w:rFonts w:ascii="Times New Roman" w:hAnsi="Times New Roman" w:cs="Times New Roman"/>
-          <w:color w:val="000000" w:themeColor="text1"/>
-          <w:sz w:val="24"/>
-          <w:szCs w:val="24"/>
-          <w:lang w:val="ru-RU"/>
-        </w:rPr>
-        <w:t>10. Заключительные положения</w:t>
-      </w:r>
-    </w:p>
-    <w:p>
-      <w:pPr>
-        <w:spacing w:line="240" w:lineRule="auto"/>
-        <w:rPr>
-          <w:rFonts w:ascii="Times New Roman" w:hAnsi="Times New Roman" w:cs="Times New Roman"/>
-          <w:color w:val="000000" w:themeColor="text1"/>
-          <w:sz w:val="24"/>
-          <w:szCs w:val="24"/>
-          <w:lang w:val="ru-RU"/>
-        </w:rPr>
-      </w:pPr>
-      <w:r>
-        <w:rPr>
-          <w:rFonts w:ascii="Times New Roman" w:hAnsi="Times New Roman" w:cs="Times New Roman"/>
-          <w:color w:val="000000" w:themeColor="text1"/>
-          <w:sz w:val="24"/>
-          <w:szCs w:val="24"/>
-          <w:lang w:val="ru-RU"/>
-        </w:rPr>
-        <w:t xml:space="preserve">Оператор использует электронную почту для отправки чеков об оплате и уведомлений об автоматических списаниях, присыемых за 24 часа до автосписания.  Оператор создаёт резервные копии базы данных с персональными данными пользователя в целях безопасности данных. Данные хранятся в сохранённых копиях не более 30 календарных дней. В копиях могут временно содержаться дааный которые были изменены или удалены в актуальной базе. </w:t>
-      </w:r>
-      <w:r>
-        <w:rPr>
-          <w:rFonts w:ascii="Times New Roman" w:hAnsi="Times New Roman" w:cs="Times New Roman"/>
-          <w:color w:val="000000" w:themeColor="text1"/>
-          <w:sz w:val="24"/>
-          <w:szCs w:val="24"/>
-          <w:lang w:val="ru-RU"/>
-        </w:rPr>
-        <w:t>Оператор вправе изменять настоящую Политику конфиденциальности.</w:t>
-      </w:r>
-      <w:r>
-        <w:rPr>
-          <w:rFonts w:ascii="Times New Roman" w:hAnsi="Times New Roman" w:cs="Times New Roman"/>
-          <w:color w:val="000000" w:themeColor="text1"/>
-          <w:sz w:val="24"/>
-          <w:szCs w:val="24"/>
-          <w:lang w:val="ru-RU"/>
-        </w:rPr>
-        <w:t xml:space="preserve"> </w:t>
-      </w:r>
-      <w:r>
-        <w:rPr>
-          <w:rFonts w:ascii="Times New Roman" w:hAnsi="Times New Roman" w:cs="Times New Roman"/>
-          <w:color w:val="000000" w:themeColor="text1"/>
-          <w:sz w:val="24"/>
-          <w:szCs w:val="24"/>
-          <w:lang w:val="ru-RU"/>
-        </w:rPr>
-        <w:t>Актуальная версия всегда доступна на сайте Сервиса</w:t>
-      </w:r>
-      <w:r>
-        <w:rPr>
-          <w:rFonts w:ascii="Times New Roman" w:hAnsi="Times New Roman" w:cs="Times New Roman"/>
-          <w:color w:val="000000" w:themeColor="text1"/>
-          <w:sz w:val="24"/>
-          <w:szCs w:val="24"/>
-          <w:lang w:val="ru-RU"/>
-        </w:rPr>
-        <w:t xml:space="preserve">. </w:t>
-      </w:r>
-      <w:r>
-        <w:rPr>
-          <w:rFonts w:ascii="Times New Roman" w:hAnsi="Times New Roman" w:cs="Times New Roman"/>
-          <w:color w:val="000000" w:themeColor="text1"/>
-          <w:sz w:val="24"/>
-          <w:szCs w:val="24"/>
-          <w:lang w:val="ru-RU"/>
-        </w:rPr>
-        <w:t>Все вопросы, связанные с обработкой персональных данных,</w:t>
-      </w:r>
-      <w:r>
-        <w:rPr>
-          <w:rFonts w:ascii="Times New Roman" w:hAnsi="Times New Roman" w:cs="Times New Roman"/>
-          <w:color w:val="000000" w:themeColor="text1"/>
-          <w:sz w:val="24"/>
-          <w:szCs w:val="24"/>
-          <w:lang w:val="ru-RU"/>
-        </w:rPr>
-        <w:t xml:space="preserve"> </w:t>
-      </w:r>
-      <w:r>
-        <w:rPr>
-          <w:rFonts w:ascii="Times New Roman" w:hAnsi="Times New Roman" w:cs="Times New Roman"/>
-          <w:color w:val="000000" w:themeColor="text1"/>
-          <w:sz w:val="24"/>
-          <w:szCs w:val="24"/>
-          <w:lang w:val="ru-RU"/>
-        </w:rPr>
         <w:t>могут быть направлены через</w:t>
       </w:r>
       <w:r>
@@ -1435,8 +1731,6 @@
         </w:rPr>
         <w:t xml:space="preserve"> почту</w:t>
       </w:r>
-      <w:bookmarkStart w:id="0" w:name="_GoBack"/>
-      <w:bookmarkEnd w:id="0"/>
       <w:r>
         <w:rPr>
           <w:rFonts w:ascii="Times New Roman" w:hAnsi="Times New Roman" w:cs="Times New Roman"/>
